--- a/arb/docx/004.content.docx
+++ b/arb/docx/004.content.docx
@@ -277,20 +277,15 @@
         </w:rPr>
         <w:t xml:space="preserve">كلمة </w:t>
       </w:r>
-      <w:hyperlink r:id="rId13">
-        <w:r>
-          <w:rPr>
-            <w:rtl/>
-            <w:cs/>
-            <w:lang w:val="ar_AE" w:bidi="ar_AE"/>
-          </w:rPr>
-          <w:rPr>
-            <w:color w:val="0000EE"/>
-            <w:u w:val="single"/>
-          </w:rPr>
-          <w:t>جهنم</w:t>
-        </w:r>
-      </w:hyperlink>
+      <w:r>
+        <w:rPr>
+          <w:b/>
+          <w:rtl/>
+          <w:cs/>
+          <w:lang w:val="ar_AE" w:bidi="ar_AE"/>
+        </w:rPr>
+        <w:t>جهنم</w:t>
+      </w:r>
       <w:r>
         <w:rPr>
           <w:rtl/>
@@ -321,7 +316,6 @@
       </w:r>
       <w:r>
         <w:rPr>
-          <w:b/>
           <w:rtl/>
           <w:cs/>
           <w:lang w:val="ar_AE" w:bidi="ar_AE"/>
@@ -336,20 +330,14 @@
         </w:rPr>
         <w:t xml:space="preserve"> بيسوع يذهبون إلى </w:t>
       </w:r>
-      <w:hyperlink r:id="rId14">
-        <w:r>
-          <w:rPr>
-            <w:rtl/>
-            <w:cs/>
-            <w:lang w:val="ar_AE" w:bidi="ar_AE"/>
-          </w:rPr>
-          <w:rPr>
-            <w:color w:val="0000EE"/>
-            <w:u w:val="single"/>
-          </w:rPr>
-          <w:t>السماء</w:t>
-        </w:r>
-      </w:hyperlink>
+      <w:r>
+        <w:rPr>
+          <w:rtl/>
+          <w:cs/>
+          <w:lang w:val="ar_AE" w:bidi="ar_AE"/>
+        </w:rPr>
+        <w:t>السماء</w:t>
+      </w:r>
       <w:r>
         <w:rPr>
           <w:rtl/>
@@ -358,20 +346,14 @@
         </w:rPr>
         <w:t xml:space="preserve">، والأشخاص الذين لا يؤمنون يذهبون إلى </w:t>
       </w:r>
-      <w:hyperlink r:id="rId13">
-        <w:r>
-          <w:rPr>
-            <w:rtl/>
-            <w:cs/>
-            <w:lang w:val="ar_AE" w:bidi="ar_AE"/>
-          </w:rPr>
-          <w:rPr>
-            <w:color w:val="0000EE"/>
-            <w:u w:val="single"/>
-          </w:rPr>
-          <w:t>جهنم</w:t>
-        </w:r>
-      </w:hyperlink>
+      <w:r>
+        <w:rPr>
+          <w:rtl/>
+          <w:cs/>
+          <w:lang w:val="ar_AE" w:bidi="ar_AE"/>
+        </w:rPr>
+        <w:t>جهنم</w:t>
+      </w:r>
       <w:r>
         <w:rPr>
           <w:rtl/>
@@ -400,20 +382,14 @@
         </w:rPr>
         <w:t>فعندما تكلم الناس في العهد القديم عمّا يحدث للناس بعد موتهم، كانوا يقولون إن الناس يذهبون إلى "العالم السفلي"، أو "</w:t>
       </w:r>
-      <w:hyperlink r:id="rId15">
-        <w:r>
-          <w:rPr>
-            <w:rtl/>
-            <w:cs/>
-            <w:lang w:val="ar_AE" w:bidi="ar_AE"/>
-          </w:rPr>
-          <w:rPr>
-            <w:color w:val="0000EE"/>
-            <w:u w:val="single"/>
-          </w:rPr>
-          <w:t>الجحيم</w:t>
-        </w:r>
-      </w:hyperlink>
+      <w:r>
+        <w:rPr>
+          <w:rtl/>
+          <w:cs/>
+          <w:lang w:val="ar_AE" w:bidi="ar_AE"/>
+        </w:rPr>
+        <w:t>الجحيم</w:t>
+      </w:r>
       <w:r>
         <w:rPr>
           <w:rtl/>
@@ -462,20 +438,14 @@
         </w:rPr>
         <w:t xml:space="preserve">وقد أخبر يسوع الناس أنه بعد الموت سيدخلون إما </w:t>
       </w:r>
-      <w:hyperlink r:id="rId16">
-        <w:r>
-          <w:rPr>
-            <w:rtl/>
-            <w:cs/>
-            <w:lang w:val="ar_AE" w:bidi="ar_AE"/>
-          </w:rPr>
-          <w:rPr>
-            <w:color w:val="0000EE"/>
-            <w:u w:val="single"/>
-          </w:rPr>
-          <w:t>ملكوت الله</w:t>
-        </w:r>
-      </w:hyperlink>
+      <w:r>
+        <w:rPr>
+          <w:rtl/>
+          <w:cs/>
+          <w:lang w:val="ar_AE" w:bidi="ar_AE"/>
+        </w:rPr>
+        <w:t>ملكوت الله</w:t>
+      </w:r>
       <w:r>
         <w:rPr>
           <w:rtl/>
@@ -484,20 +454,14 @@
         </w:rPr>
         <w:t xml:space="preserve">، أو سيذهبون إلى جهنم. وكلمة جهنم في اللغة اليونانية تأتي من اسم المكان بالقرب من </w:t>
       </w:r>
-      <w:hyperlink r:id="rId17">
-        <w:r>
-          <w:rPr>
-            <w:rtl/>
-            <w:cs/>
-            <w:lang w:val="ar_AE" w:bidi="ar_AE"/>
-          </w:rPr>
-          <w:rPr>
-            <w:color w:val="0000EE"/>
-            <w:u w:val="single"/>
-          </w:rPr>
-          <w:t>أورشليم</w:t>
-        </w:r>
-      </w:hyperlink>
+      <w:r>
+        <w:rPr>
+          <w:rtl/>
+          <w:cs/>
+          <w:lang w:val="ar_AE" w:bidi="ar_AE"/>
+        </w:rPr>
+        <w:t>أورشليم</w:t>
+      </w:r>
       <w:r>
         <w:rPr>
           <w:rtl/>
@@ -506,20 +470,14 @@
         </w:rPr>
         <w:t xml:space="preserve"> حيث ارتكب شعب</w:t>
       </w:r>
-      <w:hyperlink r:id="rId18">
-        <w:r>
-          <w:rPr>
-            <w:rtl/>
-            <w:cs/>
-            <w:lang w:val="ar_AE" w:bidi="ar_AE"/>
-          </w:rPr>
-          <w:rPr>
-            <w:color w:val="0000EE"/>
-            <w:u w:val="single"/>
-          </w:rPr>
-          <w:t xml:space="preserve"> إسرائيل </w:t>
-        </w:r>
-      </w:hyperlink>
+      <w:r>
+        <w:rPr>
+          <w:rtl/>
+          <w:cs/>
+          <w:lang w:val="ar_AE" w:bidi="ar_AE"/>
+        </w:rPr>
+        <w:t xml:space="preserve"> إسرائيل </w:t>
+      </w:r>
       <w:r>
         <w:rPr>
           <w:rtl/>
@@ -548,20 +506,14 @@
         </w:rPr>
         <w:t xml:space="preserve">كما يُعلّم يسوع أن جهنم هي أيضًا المكان الذي سيُعاقَب فيه </w:t>
       </w:r>
-      <w:hyperlink r:id="rId19">
-        <w:r>
-          <w:rPr>
-            <w:rtl/>
-            <w:cs/>
-            <w:lang w:val="ar_AE" w:bidi="ar_AE"/>
-          </w:rPr>
-          <w:rPr>
-            <w:color w:val="0000EE"/>
-            <w:u w:val="single"/>
-          </w:rPr>
-          <w:t>إبليس</w:t>
-        </w:r>
-      </w:hyperlink>
+      <w:r>
+        <w:rPr>
+          <w:rtl/>
+          <w:cs/>
+          <w:lang w:val="ar_AE" w:bidi="ar_AE"/>
+        </w:rPr>
+        <w:t>إبليس</w:t>
+      </w:r>
       <w:r>
         <w:rPr>
           <w:rtl/>
@@ -572,7 +524,6 @@
       </w:r>
       <w:r>
         <w:rPr>
-          <w:b/>
           <w:rtl/>
           <w:cs/>
           <w:lang w:val="ar_AE" w:bidi="ar_AE"/>
@@ -663,20 +614,14 @@
         </w:rPr>
         <w:t xml:space="preserve"> هو اسم منطقة في شمال </w:t>
       </w:r>
-      <w:hyperlink r:id="rId18">
-        <w:r>
-          <w:rPr>
-            <w:rtl/>
-            <w:cs/>
-            <w:lang w:val="ar_AE" w:bidi="ar_AE"/>
-          </w:rPr>
-          <w:rPr>
-            <w:color w:val="0000EE"/>
-            <w:u w:val="single"/>
-          </w:rPr>
-          <w:t>إسرائيل</w:t>
-        </w:r>
-      </w:hyperlink>
+      <w:r>
+        <w:rPr>
+          <w:rtl/>
+          <w:cs/>
+          <w:lang w:val="ar_AE" w:bidi="ar_AE"/>
+        </w:rPr>
+        <w:t>إسرائيل</w:t>
+      </w:r>
       <w:r>
         <w:rPr>
           <w:rtl/>
@@ -687,7 +632,6 @@
       </w:r>
       <w:r>
         <w:rPr>
-          <w:b/>
           <w:rtl/>
           <w:cs/>
           <w:lang w:val="ar_AE" w:bidi="ar_AE"/>
@@ -702,20 +646,14 @@
         </w:rPr>
         <w:t xml:space="preserve"> يسوع جاءوا من الجليل. ومعظم أجزاء الجليل عبارة عن تلال مع جبال منخفضة. وإلى الشرق، أو إلى اليمين من الجليل، توجد بحيرة كبيرة تُدعى </w:t>
       </w:r>
-      <w:hyperlink r:id="rId20">
-        <w:r>
-          <w:rPr>
-            <w:rtl/>
-            <w:cs/>
-            <w:lang w:val="ar_AE" w:bidi="ar_AE"/>
-          </w:rPr>
-          <w:rPr>
-            <w:color w:val="0000EE"/>
-            <w:u w:val="single"/>
-          </w:rPr>
-          <w:t>بحر الجليل</w:t>
-        </w:r>
-      </w:hyperlink>
+      <w:r>
+        <w:rPr>
+          <w:rtl/>
+          <w:cs/>
+          <w:lang w:val="ar_AE" w:bidi="ar_AE"/>
+        </w:rPr>
+        <w:t>بحر الجليل</w:t>
+      </w:r>
       <w:r>
         <w:rPr>
           <w:rtl/>
@@ -778,20 +716,14 @@
         </w:rPr>
         <w:t xml:space="preserve">في زمن يسوع، لم تكن إسرائيل </w:t>
       </w:r>
-      <w:hyperlink r:id="rId21">
-        <w:r>
-          <w:rPr>
-            <w:rtl/>
-            <w:cs/>
-            <w:lang w:val="ar_AE" w:bidi="ar_AE"/>
-          </w:rPr>
-          <w:rPr>
-            <w:color w:val="0000EE"/>
-            <w:u w:val="single"/>
-          </w:rPr>
-          <w:t>أمة</w:t>
-        </w:r>
-      </w:hyperlink>
+      <w:r>
+        <w:rPr>
+          <w:rtl/>
+          <w:cs/>
+          <w:lang w:val="ar_AE" w:bidi="ar_AE"/>
+        </w:rPr>
+        <w:t>أمة</w:t>
+      </w:r>
       <w:r>
         <w:rPr>
           <w:rtl/>
@@ -802,7 +734,6 @@
       </w:r>
       <w:r>
         <w:rPr>
-          <w:b/>
           <w:rtl/>
           <w:cs/>
           <w:lang w:val="ar_AE" w:bidi="ar_AE"/>
@@ -837,20 +768,14 @@
         </w:rPr>
         <w:t xml:space="preserve">المقاطعات أو المناطق الأخرى في إسرائيل كانت </w:t>
       </w:r>
-      <w:hyperlink r:id="rId22">
-        <w:r>
-          <w:rPr>
-            <w:rtl/>
-            <w:cs/>
-            <w:lang w:val="ar_AE" w:bidi="ar_AE"/>
-          </w:rPr>
-          <w:rPr>
-            <w:color w:val="0000EE"/>
-            <w:u w:val="single"/>
-          </w:rPr>
-          <w:t>اليهودية</w:t>
-        </w:r>
-      </w:hyperlink>
+      <w:r>
+        <w:rPr>
+          <w:rtl/>
+          <w:cs/>
+          <w:lang w:val="ar_AE" w:bidi="ar_AE"/>
+        </w:rPr>
+        <w:t>اليهودية</w:t>
+      </w:r>
       <w:r>
         <w:rPr>
           <w:rtl/>
@@ -859,20 +784,14 @@
         </w:rPr>
         <w:t xml:space="preserve"> </w:t>
       </w:r>
-      <w:hyperlink r:id="rId23">
-        <w:r>
-          <w:rPr>
-            <w:rtl/>
-            <w:cs/>
-            <w:lang w:val="ar_AE" w:bidi="ar_AE"/>
-          </w:rPr>
-          <w:rPr>
-            <w:color w:val="0000EE"/>
-            <w:u w:val="single"/>
-          </w:rPr>
-          <w:t>والسامرة</w:t>
-        </w:r>
-      </w:hyperlink>
+      <w:r>
+        <w:rPr>
+          <w:rtl/>
+          <w:cs/>
+          <w:lang w:val="ar_AE" w:bidi="ar_AE"/>
+        </w:rPr>
+        <w:t>والسامرة</w:t>
+      </w:r>
       <w:r>
         <w:rPr>
           <w:rtl/>
@@ -881,20 +800,14 @@
         </w:rPr>
         <w:t xml:space="preserve">. كانت الجليل في الشمال، واليهودية في الجنوب، بينما السامرة كانت في الوسط. واليهودية كانت المكان الذي تقع فيه المدينة الأكثر أهمية، </w:t>
       </w:r>
-      <w:hyperlink r:id="rId17">
-        <w:r>
-          <w:rPr>
-            <w:rtl/>
-            <w:cs/>
-            <w:lang w:val="ar_AE" w:bidi="ar_AE"/>
-          </w:rPr>
-          <w:rPr>
-            <w:color w:val="0000EE"/>
-            <w:u w:val="single"/>
-          </w:rPr>
-          <w:t>أورشليم</w:t>
-        </w:r>
-      </w:hyperlink>
+      <w:r>
+        <w:rPr>
+          <w:rtl/>
+          <w:cs/>
+          <w:lang w:val="ar_AE" w:bidi="ar_AE"/>
+        </w:rPr>
+        <w:t>أورشليم</w:t>
+      </w:r>
       <w:r>
         <w:rPr>
           <w:rtl/>
@@ -903,20 +816,14 @@
         </w:rPr>
         <w:t xml:space="preserve">، وبالتالي </w:t>
       </w:r>
-      <w:hyperlink r:id="rId24">
-        <w:r>
-          <w:rPr>
-            <w:rtl/>
-            <w:cs/>
-            <w:lang w:val="ar_AE" w:bidi="ar_AE"/>
-          </w:rPr>
-          <w:rPr>
-            <w:color w:val="0000EE"/>
-            <w:u w:val="single"/>
-          </w:rPr>
-          <w:t>هيكل</w:t>
-        </w:r>
-      </w:hyperlink>
+      <w:r>
+        <w:rPr>
+          <w:rtl/>
+          <w:cs/>
+          <w:lang w:val="ar_AE" w:bidi="ar_AE"/>
+        </w:rPr>
+        <w:t>هيكل</w:t>
+      </w:r>
       <w:r>
         <w:rPr>
           <w:rtl/>
@@ -927,7 +834,6 @@
       </w:r>
       <w:r>
         <w:rPr>
-          <w:b/>
           <w:rtl/>
           <w:cs/>
           <w:lang w:val="ar_AE" w:bidi="ar_AE"/>
@@ -1018,20 +924,14 @@
         </w:rPr>
         <w:t xml:space="preserve"> هو اسم رئيس ملائكة. ورئيس الملائكة هو </w:t>
       </w:r>
-      <w:hyperlink r:id="rId25">
-        <w:r>
-          <w:rPr>
-            <w:rtl/>
-            <w:cs/>
-            <w:lang w:val="ar_AE" w:bidi="ar_AE"/>
-          </w:rPr>
-          <w:rPr>
-            <w:color w:val="0000EE"/>
-            <w:u w:val="single"/>
-          </w:rPr>
-          <w:t>ملاك</w:t>
-        </w:r>
-      </w:hyperlink>
+      <w:r>
+        <w:rPr>
+          <w:rtl/>
+          <w:cs/>
+          <w:lang w:val="ar_AE" w:bidi="ar_AE"/>
+        </w:rPr>
+        <w:t>ملاك</w:t>
+      </w:r>
       <w:r>
         <w:rPr>
           <w:rtl/>
@@ -1040,20 +940,14 @@
         </w:rPr>
         <w:t xml:space="preserve"> له </w:t>
       </w:r>
-      <w:hyperlink r:id="rId26">
-        <w:r>
-          <w:rPr>
-            <w:rtl/>
-            <w:cs/>
-            <w:lang w:val="ar_AE" w:bidi="ar_AE"/>
-          </w:rPr>
-          <w:rPr>
-            <w:color w:val="0000EE"/>
-            <w:u w:val="single"/>
-          </w:rPr>
-          <w:t>سلطان</w:t>
-        </w:r>
-      </w:hyperlink>
+      <w:r>
+        <w:rPr>
+          <w:rtl/>
+          <w:cs/>
+          <w:lang w:val="ar_AE" w:bidi="ar_AE"/>
+        </w:rPr>
+        <w:t>سلطان</w:t>
+      </w:r>
       <w:r>
         <w:rPr>
           <w:rtl/>
@@ -1064,7 +958,6 @@
       </w:r>
       <w:r>
         <w:rPr>
-          <w:b/>
           <w:rtl/>
           <w:cs/>
           <w:lang w:val="ar_AE" w:bidi="ar_AE"/>
@@ -1081,7 +974,6 @@
       </w:r>
       <w:r>
         <w:rPr>
-          <w:b/>
           <w:rtl/>
           <w:cs/>
           <w:lang w:val="ar_AE" w:bidi="ar_AE"/>
@@ -1096,20 +988,14 @@
         </w:rPr>
         <w:t xml:space="preserve">. وبعد ذلك بوقت قصير، يظهر جبرائيل </w:t>
       </w:r>
-      <w:hyperlink r:id="rId27">
-        <w:r>
-          <w:rPr>
-            <w:rtl/>
-            <w:cs/>
-            <w:lang w:val="ar_AE" w:bidi="ar_AE"/>
-          </w:rPr>
-          <w:rPr>
-            <w:color w:val="0000EE"/>
-            <w:u w:val="single"/>
-          </w:rPr>
-          <w:t>لمريم</w:t>
-        </w:r>
-      </w:hyperlink>
+      <w:r>
+        <w:rPr>
+          <w:rtl/>
+          <w:cs/>
+          <w:lang w:val="ar_AE" w:bidi="ar_AE"/>
+        </w:rPr>
+        <w:t>لمريم</w:t>
+      </w:r>
       <w:r>
         <w:rPr>
           <w:rtl/>
@@ -1118,20 +1004,14 @@
         </w:rPr>
         <w:t xml:space="preserve"> العذراء ويخبرها أنها ستحبل بقوة الله. وأن الابن الذي ستلده سيكون ملكًا إلى الأبد، وهو سيكون </w:t>
       </w:r>
-      <w:hyperlink r:id="rId28">
-        <w:r>
-          <w:rPr>
-            <w:rtl/>
-            <w:cs/>
-            <w:lang w:val="ar_AE" w:bidi="ar_AE"/>
-          </w:rPr>
-          <w:rPr>
-            <w:color w:val="0000EE"/>
-            <w:u w:val="single"/>
-          </w:rPr>
-          <w:t>ابن الله</w:t>
-        </w:r>
-      </w:hyperlink>
+      <w:r>
+        <w:rPr>
+          <w:rtl/>
+          <w:cs/>
+          <w:lang w:val="ar_AE" w:bidi="ar_AE"/>
+        </w:rPr>
+        <w:t>ابن الله</w:t>
+      </w:r>
       <w:r>
         <w:rPr>
           <w:rtl/>
@@ -1236,20 +1116,14 @@
         </w:rPr>
         <w:t xml:space="preserve">الجمل هو أكبر حيوان كان موجودًا في </w:t>
       </w:r>
-      <w:hyperlink r:id="rId18">
-        <w:r>
-          <w:rPr>
-            <w:rtl/>
-            <w:cs/>
-            <w:lang w:val="ar_AE" w:bidi="ar_AE"/>
-          </w:rPr>
-          <w:rPr>
-            <w:color w:val="0000EE"/>
-            <w:u w:val="single"/>
-          </w:rPr>
-          <w:t>إسرائيل</w:t>
-        </w:r>
-      </w:hyperlink>
+      <w:r>
+        <w:rPr>
+          <w:rtl/>
+          <w:cs/>
+          <w:lang w:val="ar_AE" w:bidi="ar_AE"/>
+        </w:rPr>
+        <w:t>إسرائيل</w:t>
+      </w:r>
       <w:r>
         <w:rPr>
           <w:rtl/>
@@ -1280,7 +1154,6 @@
       </w:r>
       <w:r>
         <w:rPr>
-          <w:b/>
           <w:rtl/>
           <w:cs/>
           <w:lang w:val="ar_AE" w:bidi="ar_AE"/>
@@ -1381,7 +1254,6 @@
       </w:r>
       <w:r>
         <w:rPr>
-          <w:b/>
           <w:rtl/>
           <w:cs/>
           <w:lang w:val="ar_AE" w:bidi="ar_AE"/>
@@ -1418,7 +1290,6 @@
       </w:r>
       <w:r>
         <w:rPr>
-          <w:b/>
           <w:rtl/>
           <w:cs/>
           <w:lang w:val="ar_AE" w:bidi="ar_AE"/>
@@ -1435,7 +1306,6 @@
       </w:r>
       <w:r>
         <w:rPr>
-          <w:b/>
           <w:rtl/>
           <w:cs/>
           <w:lang w:val="ar_AE" w:bidi="ar_AE"/>
@@ -1450,20 +1320,14 @@
         </w:rPr>
         <w:t xml:space="preserve"> بيسوع يذهبون إلى </w:t>
       </w:r>
-      <w:hyperlink r:id="rId14">
-        <w:r>
-          <w:rPr>
-            <w:rtl/>
-            <w:cs/>
-            <w:lang w:val="ar_AE" w:bidi="ar_AE"/>
-          </w:rPr>
-          <w:rPr>
-            <w:color w:val="0000EE"/>
-            <w:u w:val="single"/>
-          </w:rPr>
-          <w:t>السماء</w:t>
-        </w:r>
-      </w:hyperlink>
+      <w:r>
+        <w:rPr>
+          <w:rtl/>
+          <w:cs/>
+          <w:lang w:val="ar_AE" w:bidi="ar_AE"/>
+        </w:rPr>
+        <w:t>السماء</w:t>
+      </w:r>
       <w:r>
         <w:rPr>
           <w:rtl/>
@@ -1509,20 +1373,14 @@
         </w:rPr>
         <w:t>"، أو "</w:t>
       </w:r>
-      <w:hyperlink r:id="rId15">
-        <w:r>
-          <w:rPr>
-            <w:rtl/>
-            <w:cs/>
-            <w:lang w:val="ar_AE" w:bidi="ar_AE"/>
-          </w:rPr>
-          <w:rPr>
-            <w:color w:val="0000EE"/>
-            <w:u w:val="single"/>
-          </w:rPr>
-          <w:t>الهاوية</w:t>
-        </w:r>
-      </w:hyperlink>
+      <w:r>
+        <w:rPr>
+          <w:rtl/>
+          <w:cs/>
+          <w:lang w:val="ar_AE" w:bidi="ar_AE"/>
+        </w:rPr>
+        <w:t>الهاوية</w:t>
+      </w:r>
       <w:r>
         <w:rPr>
           <w:rtl/>
@@ -1553,7 +1411,6 @@
       </w:r>
       <w:r>
         <w:rPr>
-          <w:b/>
           <w:rtl/>
           <w:cs/>
           <w:lang w:val="ar_AE" w:bidi="ar_AE"/>
@@ -1568,20 +1425,14 @@
         </w:rPr>
         <w:t xml:space="preserve"> "</w:t>
       </w:r>
-      <w:hyperlink r:id="rId29">
-        <w:r>
-          <w:rPr>
-            <w:rtl/>
-            <w:cs/>
-            <w:lang w:val="ar_AE" w:bidi="ar_AE"/>
-          </w:rPr>
-          <w:rPr>
-            <w:color w:val="0000EE"/>
-            <w:u w:val="single"/>
-          </w:rPr>
-          <w:t>هاديس</w:t>
-        </w:r>
-      </w:hyperlink>
+      <w:r>
+        <w:rPr>
+          <w:rtl/>
+          <w:cs/>
+          <w:lang w:val="ar_AE" w:bidi="ar_AE"/>
+        </w:rPr>
+        <w:t>هاديس</w:t>
+      </w:r>
       <w:r>
         <w:rPr>
           <w:rtl/>
@@ -1610,20 +1461,14 @@
         </w:rPr>
         <w:t xml:space="preserve">وقد أخبر يسوع الناس أنه بعد الموت سيدخلون إما </w:t>
       </w:r>
-      <w:hyperlink r:id="rId16">
-        <w:r>
-          <w:rPr>
-            <w:rtl/>
-            <w:cs/>
-            <w:lang w:val="ar_AE" w:bidi="ar_AE"/>
-          </w:rPr>
-          <w:rPr>
-            <w:color w:val="0000EE"/>
-            <w:u w:val="single"/>
-          </w:rPr>
-          <w:t>ملكوت الله</w:t>
-        </w:r>
-      </w:hyperlink>
+      <w:r>
+        <w:rPr>
+          <w:rtl/>
+          <w:cs/>
+          <w:lang w:val="ar_AE" w:bidi="ar_AE"/>
+        </w:rPr>
+        <w:t>ملكوت الله</w:t>
+      </w:r>
       <w:r>
         <w:rPr>
           <w:rtl/>
@@ -1632,20 +1477,14 @@
         </w:rPr>
         <w:t xml:space="preserve">، أو سيذهبون إلى جهنم. وكلمة جهنم في اللغة اليونانية تأتي من اسم المكان بالقرب من </w:t>
       </w:r>
-      <w:hyperlink r:id="rId17">
-        <w:r>
-          <w:rPr>
-            <w:rtl/>
-            <w:cs/>
-            <w:lang w:val="ar_AE" w:bidi="ar_AE"/>
-          </w:rPr>
-          <w:rPr>
-            <w:color w:val="0000EE"/>
-            <w:u w:val="single"/>
-          </w:rPr>
-          <w:t>أورشليم</w:t>
-        </w:r>
-      </w:hyperlink>
+      <w:r>
+        <w:rPr>
+          <w:rtl/>
+          <w:cs/>
+          <w:lang w:val="ar_AE" w:bidi="ar_AE"/>
+        </w:rPr>
+        <w:t>أورشليم</w:t>
+      </w:r>
       <w:r>
         <w:rPr>
           <w:rtl/>
@@ -1654,20 +1493,14 @@
         </w:rPr>
         <w:t xml:space="preserve"> حيث ارتكب شعب </w:t>
       </w:r>
-      <w:hyperlink r:id="rId18">
-        <w:r>
-          <w:rPr>
-            <w:rtl/>
-            <w:cs/>
-            <w:lang w:val="ar_AE" w:bidi="ar_AE"/>
-          </w:rPr>
-          <w:rPr>
-            <w:color w:val="0000EE"/>
-            <w:u w:val="single"/>
-          </w:rPr>
-          <w:t>إسرائيل</w:t>
-        </w:r>
-      </w:hyperlink>
+      <w:r>
+        <w:rPr>
+          <w:rtl/>
+          <w:cs/>
+          <w:lang w:val="ar_AE" w:bidi="ar_AE"/>
+        </w:rPr>
+        <w:t>إسرائيل</w:t>
+      </w:r>
       <w:r>
         <w:rPr>
           <w:rtl/>
@@ -1696,20 +1529,14 @@
         </w:rPr>
         <w:t xml:space="preserve">كما يُعلّم يسوع أن جهنم هي أيضًا المكان الذي سيُعاقَب فيه </w:t>
       </w:r>
-      <w:hyperlink r:id="rId19">
-        <w:r>
-          <w:rPr>
-            <w:rtl/>
-            <w:cs/>
-            <w:lang w:val="ar_AE" w:bidi="ar_AE"/>
-          </w:rPr>
-          <w:rPr>
-            <w:color w:val="0000EE"/>
-            <w:u w:val="single"/>
-          </w:rPr>
-          <w:t>إبليس</w:t>
-        </w:r>
-      </w:hyperlink>
+      <w:r>
+        <w:rPr>
+          <w:rtl/>
+          <w:cs/>
+          <w:lang w:val="ar_AE" w:bidi="ar_AE"/>
+        </w:rPr>
+        <w:t>إبليس</w:t>
+      </w:r>
       <w:r>
         <w:rPr>
           <w:rtl/>
@@ -1720,7 +1547,6 @@
       </w:r>
       <w:r>
         <w:rPr>
-          <w:b/>
           <w:rtl/>
           <w:cs/>
           <w:lang w:val="ar_AE" w:bidi="ar_AE"/>
